--- a/resumes/Resume_Credit_Risk_Analyst_EXL__MNC_.docx
+++ b/resumes/Resume_Credit_Risk_Analyst_EXL__MNC_.docx
@@ -117,7 +117,7 @@
         <w:pBdr>
           <w:bottom w:val="single" w:sz="6" w:space="1" w:color="000000"/>
         </w:pBdr>
-        <w:spacing w:before="70" w:after="0"/>
+        <w:spacing w:before="99" w:after="0"/>
       </w:pPr>
       <w:r>
         <w:rPr>
@@ -295,7 +295,7 @@
     </w:p>
     <w:p>
       <w:pPr>
-        <w:spacing w:before="13" w:after="13"/>
+        <w:spacing w:before="20" w:after="20"/>
       </w:pPr>
     </w:p>
     <w:p>
@@ -303,7 +303,7 @@
         <w:pBdr>
           <w:bottom w:val="single" w:sz="6" w:space="1" w:color="000000"/>
         </w:pBdr>
-        <w:spacing w:before="70" w:after="0"/>
+        <w:spacing w:before="99" w:after="0"/>
       </w:pPr>
       <w:r>
         <w:rPr>
@@ -421,16 +421,16 @@
           <w:ilvl w:val="0"/>
           <w:numId w:val="2"/>
         </w:numPr>
-        <w:spacing w:before="13" w:after="23"/>
-      </w:pPr>
-      <w:r>
-        <w:rPr>
-          <w:rFonts w:ascii="Source Sans Pro" w:eastAsia="Source Sans Pro" w:hAnsi="Source Sans Pro" w:cs="Source Sans Pro"/>
-          <w:color w:val="000000"/>
-          <w:sz w:val="19"/>
-          <w:szCs w:val="19"/>
-        </w:rPr>
-        <w:t>Triaged 50+ weekly inventory reimbursement cases by severity and policy eligibility, identifying high-risk cases for senior reviewer escalation.</w:t>
+        <w:spacing w:before="13" w:after="30"/>
+      </w:pPr>
+      <w:r>
+        <w:rPr>
+          <w:rFonts w:ascii="Source Sans Pro" w:eastAsia="Source Sans Pro" w:hAnsi="Source Sans Pro" w:cs="Source Sans Pro"/>
+          <w:color w:val="000000"/>
+          <w:sz w:val="19"/>
+          <w:szCs w:val="19"/>
+        </w:rPr>
+        <w:t>Triaged 50+ weekly inventory reimbursement cases by severity and policy eligibility, translating high-volume case review into control evidence, compliance tracking, and decision trails.</w:t>
       </w:r>
     </w:p>
     <w:p>
@@ -440,16 +440,16 @@
           <w:ilvl w:val="0"/>
           <w:numId w:val="2"/>
         </w:numPr>
-        <w:spacing w:before="13" w:after="23"/>
-      </w:pPr>
-      <w:r>
-        <w:rPr>
-          <w:rFonts w:ascii="Source Sans Pro" w:eastAsia="Source Sans Pro" w:hAnsi="Source Sans Pro" w:cs="Source Sans Pro"/>
-          <w:color w:val="000000"/>
-          <w:sz w:val="19"/>
-          <w:szCs w:val="19"/>
-        </w:rPr>
-        <w:t>Investigated seller claims, conducting root cause analysis to identify policy violations and anomalous patterns.</w:t>
+        <w:spacing w:before="13" w:after="30"/>
+      </w:pPr>
+      <w:r>
+        <w:rPr>
+          <w:rFonts w:ascii="Source Sans Pro" w:eastAsia="Source Sans Pro" w:hAnsi="Source Sans Pro" w:cs="Source Sans Pro"/>
+          <w:color w:val="000000"/>
+          <w:sz w:val="19"/>
+          <w:szCs w:val="19"/>
+        </w:rPr>
+        <w:t>Conducted root cause analysis on seller claims, identifying policy violations and anomalous patterns for pattern review and investigation handoffs.</w:t>
       </w:r>
     </w:p>
     <w:p>
@@ -459,16 +459,16 @@
           <w:ilvl w:val="0"/>
           <w:numId w:val="2"/>
         </w:numPr>
-        <w:spacing w:before="13" w:after="23"/>
-      </w:pPr>
-      <w:r>
-        <w:rPr>
-          <w:rFonts w:ascii="Source Sans Pro" w:eastAsia="Source Sans Pro" w:hAnsi="Source Sans Pro" w:cs="Source Sans Pro"/>
-          <w:color w:val="000000"/>
-          <w:sz w:val="19"/>
-          <w:szCs w:val="19"/>
-        </w:rPr>
-        <w:t>Analyzed 200+ weekly cases to detect recurring fraud patterns, reducing repeat-issue investigation time before escalation.</w:t>
+        <w:spacing w:before="13" w:after="30"/>
+      </w:pPr>
+      <w:r>
+        <w:rPr>
+          <w:rFonts w:ascii="Source Sans Pro" w:eastAsia="Source Sans Pro" w:hAnsi="Source Sans Pro" w:cs="Source Sans Pro"/>
+          <w:color w:val="000000"/>
+          <w:sz w:val="19"/>
+          <w:szCs w:val="19"/>
+        </w:rPr>
+        <w:t>Maintained audit-ready case documentation with findings, decisions, evidence notes, and corrective actions aligned to risk prioritization, SLA discipline, and remediation tracking.</w:t>
       </w:r>
     </w:p>
     <w:p>
@@ -478,16 +478,16 @@
           <w:ilvl w:val="0"/>
           <w:numId w:val="2"/>
         </w:numPr>
-        <w:spacing w:before="13" w:after="23"/>
-      </w:pPr>
-      <w:r>
-        <w:rPr>
-          <w:rFonts w:ascii="Source Sans Pro" w:eastAsia="Source Sans Pro" w:hAnsi="Source Sans Pro" w:cs="Source Sans Pro"/>
-          <w:color w:val="000000"/>
-          <w:sz w:val="19"/>
-          <w:szCs w:val="19"/>
-        </w:rPr>
-        <w:t>Documented investigation findings, decisions, evidence notes, and corrective actions in audit-ready case notes for control evidence and compliance tracking.</w:t>
+        <w:spacing w:before="13" w:after="30"/>
+      </w:pPr>
+      <w:r>
+        <w:rPr>
+          <w:rFonts w:ascii="Source Sans Pro" w:eastAsia="Source Sans Pro" w:hAnsi="Source Sans Pro" w:cs="Source Sans Pro"/>
+          <w:color w:val="000000"/>
+          <w:sz w:val="19"/>
+          <w:szCs w:val="19"/>
+        </w:rPr>
+        <w:t>Spotted recurring fraud patterns across 200+ weekly cases and flagged repeat issues early, reducing investigation cycles before escalation.</w:t>
       </w:r>
     </w:p>
     <w:p>
@@ -495,7 +495,7 @@
         <w:pBdr>
           <w:bottom w:val="single" w:sz="6" w:space="1" w:color="000000"/>
         </w:pBdr>
-        <w:spacing w:before="13" w:after="13"/>
+        <w:spacing w:before="20" w:after="20"/>
         <w:rPr>
           <w:rFonts w:ascii="Source Sans Pro" w:eastAsia="Source Sans Pro" w:hAnsi="Source Sans Pro" w:cs="Source Sans Pro"/>
           <w:b/>
@@ -511,7 +511,7 @@
         <w:pBdr>
           <w:bottom w:val="single" w:sz="6" w:space="1" w:color="000000"/>
         </w:pBdr>
-        <w:spacing w:before="70" w:after="0"/>
+        <w:spacing w:before="99" w:after="0"/>
       </w:pPr>
       <w:r>
         <w:rPr>
@@ -542,7 +542,7 @@
             <w:szCs w:val="19"/>
             <w:u w:val="single"/>
           </w:rPr>
-          <w:t>Credit Risk Analyst</w:t>
+          <w:t>Phishing and OSINT Threat Intelligence Tool</w:t>
         </w:r>
       </w:hyperlink>
       <w:r>
@@ -569,7 +569,7 @@
           <w:sz w:val="19"/>
           <w:szCs w:val="19"/>
         </w:rPr>
-        <w:t>Risk identification, Python, risk triage, policy-based risk triage, risk prioritization, escalation priorities, control gap analysis</w:t>
+        <w:t>Python, VirusTotal API, AbuseIPDB, WHOIS, Telegram bot</w:t>
       </w:r>
     </w:p>
     <w:p>
@@ -579,16 +579,16 @@
           <w:ilvl w:val="0"/>
           <w:numId w:val="2"/>
         </w:numPr>
-        <w:spacing w:before="13" w:after="23"/>
-      </w:pPr>
-      <w:r>
-        <w:rPr>
-          <w:rFonts w:ascii="Source Sans Pro" w:eastAsia="Source Sans Pro" w:hAnsi="Source Sans Pro" w:cs="Source Sans Pro"/>
-          <w:color w:val="000000"/>
-          <w:sz w:val="19"/>
-          <w:szCs w:val="19"/>
-        </w:rPr>
-        <w:t>Created audit-ready case notes documenting risk identification and control gap analysis; generated evidence notes and decision trails for risk-based decision-making.</w:t>
+        <w:spacing w:before="13" w:after="30"/>
+      </w:pPr>
+      <w:r>
+        <w:rPr>
+          <w:rFonts w:ascii="Source Sans Pro" w:eastAsia="Source Sans Pro" w:hAnsi="Source Sans Pro" w:cs="Source Sans Pro"/>
+          <w:color w:val="000000"/>
+          <w:sz w:val="19"/>
+          <w:szCs w:val="19"/>
+        </w:rPr>
+        <w:t>Developed multi-source risk assessment pipeline: submits vendor domains and IPs to VirusTotal, AbuseIPDB, and URLScan.io, cross-referencing WHOIS, DNS, and SSL certificate details for due diligence.</w:t>
       </w:r>
     </w:p>
     <w:p>
@@ -598,16 +598,16 @@
           <w:ilvl w:val="0"/>
           <w:numId w:val="2"/>
         </w:numPr>
-        <w:spacing w:before="13" w:after="23"/>
-      </w:pPr>
-      <w:r>
-        <w:rPr>
-          <w:rFonts w:ascii="Source Sans Pro" w:eastAsia="Source Sans Pro" w:hAnsi="Source Sans Pro" w:cs="Source Sans Pro"/>
-          <w:color w:val="000000"/>
-          <w:sz w:val="19"/>
-          <w:szCs w:val="19"/>
-        </w:rPr>
-        <w:t>Developed policy exception handling workflow prioritizing risk and ensuring SLA discipline; tracked remediation tracking evidence for risk mitigation.</w:t>
+        <w:spacing w:before="13" w:after="30"/>
+      </w:pPr>
+      <w:r>
+        <w:rPr>
+          <w:rFonts w:ascii="Source Sans Pro" w:eastAsia="Source Sans Pro" w:hAnsi="Source Sans Pro" w:cs="Source Sans Pro"/>
+          <w:color w:val="000000"/>
+          <w:sz w:val="19"/>
+          <w:szCs w:val="19"/>
+        </w:rPr>
+        <w:t>Developed domain reputation assessment tool detecting typosquatting variants and live DNS resolution for vendor and partner ecosystem review.</w:t>
       </w:r>
     </w:p>
     <w:p>
@@ -617,21 +617,21 @@
           <w:ilvl w:val="0"/>
           <w:numId w:val="2"/>
         </w:numPr>
-        <w:spacing w:before="13" w:after="23"/>
-      </w:pPr>
-      <w:r>
-        <w:rPr>
-          <w:rFonts w:ascii="Source Sans Pro" w:eastAsia="Source Sans Pro" w:hAnsi="Source Sans Pro" w:cs="Source Sans Pro"/>
-          <w:color w:val="000000"/>
-          <w:sz w:val="19"/>
-          <w:szCs w:val="19"/>
-        </w:rPr>
-        <w:t>Designed risk prioritization framework using escalation priorities and risk triage; implemented remediation tracking and compliance tracking for risk-based decision-making.</w:t>
-      </w:r>
-    </w:p>
-    <w:p>
-      <w:pPr>
-        <w:spacing w:before="13" w:after="13"/>
+        <w:spacing w:before="13" w:after="30"/>
+      </w:pPr>
+      <w:r>
+        <w:rPr>
+          <w:rFonts w:ascii="Source Sans Pro" w:eastAsia="Source Sans Pro" w:hAnsi="Source Sans Pro" w:cs="Source Sans Pro"/>
+          <w:color w:val="000000"/>
+          <w:sz w:val="19"/>
+          <w:szCs w:val="19"/>
+        </w:rPr>
+        <w:t>Deployed Telegram bot for automated risk assessment, supporting bulk CSV input/output and OSINT enrichment via theHarvester for domain profiling.</w:t>
+      </w:r>
+    </w:p>
+    <w:p>
+      <w:pPr>
+        <w:spacing w:before="20" w:after="20"/>
       </w:pPr>
     </w:p>
     <w:p>
@@ -651,7 +651,7 @@
             <w:szCs w:val="19"/>
             <w:u w:val="single"/>
           </w:rPr>
-          <w:t>Credit Risk Analyst</w:t>
+          <w:t>Vulnerability Scanner and Patch Prioritization Engine</w:t>
         </w:r>
       </w:hyperlink>
       <w:r>
@@ -678,7 +678,7 @@
           <w:sz w:val="19"/>
           <w:szCs w:val="19"/>
         </w:rPr>
-        <w:t>Risk identification, risk triage, policy-based risk triage, risk prioritization, escalation priorities, control gap analysis</w:t>
+        <w:t>Python, Bash, Nessus, OpenVAS, NVD API</w:t>
       </w:r>
     </w:p>
     <w:p>
@@ -688,16 +688,16 @@
           <w:ilvl w:val="0"/>
           <w:numId w:val="2"/>
         </w:numPr>
-        <w:spacing w:before="13" w:after="23"/>
-      </w:pPr>
-      <w:r>
-        <w:rPr>
-          <w:rFonts w:ascii="Source Sans Pro" w:eastAsia="Source Sans Pro" w:hAnsi="Source Sans Pro" w:cs="Source Sans Pro"/>
-          <w:color w:val="000000"/>
-          <w:sz w:val="19"/>
-          <w:szCs w:val="19"/>
-        </w:rPr>
-        <w:t>Conducted control gap analysis and risk identification; created decision trails and evidence notes for risk-based decision-making.</w:t>
+        <w:spacing w:before="13" w:after="30"/>
+      </w:pPr>
+      <w:r>
+        <w:rPr>
+          <w:rFonts w:ascii="Source Sans Pro" w:eastAsia="Source Sans Pro" w:hAnsi="Source Sans Pro" w:cs="Source Sans Pro"/>
+          <w:color w:val="000000"/>
+          <w:sz w:val="19"/>
+          <w:szCs w:val="19"/>
+        </w:rPr>
+        <w:t>Developed automated vulnerability assessment pipeline integrating Nessus and OpenVAS APIs in Python, generating audit-ready CVE reports with EPSS context from FIRST.org API and CVSS severity classification.</w:t>
       </w:r>
     </w:p>
     <w:p>
@@ -707,16 +707,16 @@
           <w:ilvl w:val="0"/>
           <w:numId w:val="2"/>
         </w:numPr>
-        <w:spacing w:before="13" w:after="23"/>
-      </w:pPr>
-      <w:r>
-        <w:rPr>
-          <w:rFonts w:ascii="Source Sans Pro" w:eastAsia="Source Sans Pro" w:hAnsi="Source Sans Pro" w:cs="Source Sans Pro"/>
-          <w:color w:val="000000"/>
-          <w:sz w:val="19"/>
-          <w:szCs w:val="19"/>
-        </w:rPr>
-        <w:t>Developed risk prioritization framework using escalation priorities and risk triage; implemented remediation tracking and compliance tracking for risk-based decision-making.</w:t>
+        <w:spacing w:before="13" w:after="30"/>
+      </w:pPr>
+      <w:r>
+        <w:rPr>
+          <w:rFonts w:ascii="Source Sans Pro" w:eastAsia="Source Sans Pro" w:hAnsi="Source Sans Pro" w:cs="Source Sans Pro"/>
+          <w:color w:val="000000"/>
+          <w:sz w:val="19"/>
+          <w:szCs w:val="19"/>
+        </w:rPr>
+        <w:t>Developed OWASP Top 10 automated compliance checker, validating security controls against regulatory requirements, documenting vulnerability-to-remediation audit trails.</w:t>
       </w:r>
     </w:p>
     <w:p>
@@ -726,16 +726,16 @@
           <w:ilvl w:val="0"/>
           <w:numId w:val="2"/>
         </w:numPr>
-        <w:spacing w:before="13" w:after="23"/>
-      </w:pPr>
-      <w:r>
-        <w:rPr>
-          <w:rFonts w:ascii="Source Sans Pro" w:eastAsia="Source Sans Pro" w:hAnsi="Source Sans Pro" w:cs="Source Sans Pro"/>
-          <w:color w:val="000000"/>
-          <w:sz w:val="19"/>
-          <w:szCs w:val="19"/>
-        </w:rPr>
-        <w:t>Designed risk-based decision-making workflow using risk identification and control gap analysis; tracked remediation tracking evidence for risk mitigation.</w:t>
+        <w:spacing w:before="13" w:after="30"/>
+      </w:pPr>
+      <w:r>
+        <w:rPr>
+          <w:rFonts w:ascii="Source Sans Pro" w:eastAsia="Source Sans Pro" w:hAnsi="Source Sans Pro" w:cs="Source Sans Pro"/>
+          <w:color w:val="000000"/>
+          <w:sz w:val="19"/>
+          <w:szCs w:val="19"/>
+        </w:rPr>
+        <w:t>Automated compliance scan scheduling via Bash and cron; built delta-scan logic to track remediation progress and organize audit evidence for patch compliance (remediation tracking) review.</w:t>
       </w:r>
     </w:p>
     <w:p>
@@ -743,7 +743,7 @@
         <w:pBdr>
           <w:bottom w:val="single" w:sz="6" w:space="1" w:color="000000"/>
         </w:pBdr>
-        <w:spacing w:before="13" w:after="13"/>
+        <w:spacing w:before="20" w:after="20"/>
         <w:rPr>
           <w:rFonts w:ascii="Source Sans Pro" w:eastAsia="Source Sans Pro" w:hAnsi="Source Sans Pro" w:cs="Source Sans Pro"/>
           <w:b/>
@@ -759,7 +759,7 @@
         <w:pBdr>
           <w:bottom w:val="single" w:sz="6" w:space="1" w:color="000000"/>
         </w:pBdr>
-        <w:spacing w:before="70" w:after="0"/>
+        <w:spacing w:before="99" w:after="0"/>
       </w:pPr>
       <w:r>
         <w:rPr>
@@ -775,7 +775,7 @@
     </w:p>
     <w:p>
       <w:pPr>
-        <w:spacing w:before="37" w:after="37"/>
+        <w:spacing w:before="44" w:after="44"/>
       </w:pPr>
       <w:r>
         <w:rPr>
@@ -797,7 +797,7 @@
     </w:p>
     <w:p>
       <w:pPr>
-        <w:spacing w:before="37" w:after="37"/>
+        <w:spacing w:before="44" w:after="44"/>
       </w:pPr>
       <w:r>
         <w:rPr>
@@ -819,7 +819,7 @@
     </w:p>
     <w:p>
       <w:pPr>
-        <w:spacing w:before="37" w:after="37"/>
+        <w:spacing w:before="44" w:after="44"/>
       </w:pPr>
       <w:r>
         <w:rPr>
@@ -841,7 +841,7 @@
     </w:p>
     <w:p>
       <w:pPr>
-        <w:spacing w:before="37" w:after="37"/>
+        <w:spacing w:before="44" w:after="44"/>
       </w:pPr>
       <w:r>
         <w:rPr>
@@ -863,7 +863,7 @@
     </w:p>
     <w:p>
       <w:pPr>
-        <w:spacing w:before="37" w:after="37"/>
+        <w:spacing w:before="44" w:after="44"/>
       </w:pPr>
       <w:r>
         <w:rPr>
@@ -888,7 +888,7 @@
         <w:pBdr>
           <w:bottom w:val="single" w:sz="6" w:space="1" w:color="000000"/>
         </w:pBdr>
-        <w:spacing w:before="13" w:after="13"/>
+        <w:spacing w:before="20" w:after="20"/>
         <w:rPr>
           <w:rFonts w:ascii="Source Sans Pro" w:eastAsia="Source Sans Pro" w:hAnsi="Source Sans Pro" w:cs="Source Sans Pro"/>
           <w:b/>
@@ -904,7 +904,7 @@
         <w:pBdr>
           <w:bottom w:val="single" w:sz="6" w:space="1" w:color="000000"/>
         </w:pBdr>
-        <w:spacing w:before="70" w:after="0"/>
+        <w:spacing w:before="99" w:after="0"/>
       </w:pPr>
       <w:r>
         <w:rPr>
@@ -925,7 +925,7 @@
           <w:ilvl w:val="0"/>
           <w:numId w:val="2"/>
         </w:numPr>
-        <w:spacing w:before="13" w:after="23"/>
+        <w:spacing w:before="13" w:after="30"/>
       </w:pPr>
       <w:r>
         <w:rPr>
@@ -944,7 +944,7 @@
           <w:ilvl w:val="0"/>
           <w:numId w:val="2"/>
         </w:numPr>
-        <w:spacing w:before="13" w:after="23"/>
+        <w:spacing w:before="13" w:after="30"/>
       </w:pPr>
       <w:r>
         <w:rPr>
